--- a/AutoBericht/project-template/templates/Vorlage IST-Aufnahme-Bericht i.V01.docx
+++ b/AutoBericht/project-template/templates/Vorlage IST-Aufnahme-Bericht i.V01.docx
@@ -2596,28 +2596,8 @@
       <w:bookmarkEnd w:id="6"/>
     </w:p>
     <w:p>
-      <w:pPr>
-        <w:spacing w:after="160"/>
-      </w:pPr>
-      <w:r>
-        <w:t xml:space="preserve">Presso </w:t>
-      </w:r>
-      <w:r>
-        <w:t>COMPANY$$</w:t>
-      </w:r>
-      <w:r>
-        <w:t xml:space="preserve"> la sicurezza sul lavoro ha acquisito maggiore importanza negli ultimi anni con la crescita dell'azienda. Con la formazione «Responsabilità nella sicurezza sul lavoro», svolta in occasione dell'evento per i quadri nel marzo 2018, la sensibilizzazione dei superiori è stata ulteriormente rafforzata. Diversi gruppi di lavoro hanno avviato e attuato misure di miglioramento dopo la formazione. Durante il nostro sopralluogo aziendale è emerso che questa sensibilizzazione nel frattempo è nuovamente un po' diminuita. </w:t>
-      </w:r>
-    </w:p>
-    <w:p>
-      <w:r>
-        <w:t xml:space="preserve">La frequenza degli infortuni della </w:t>
-      </w:r>
-      <w:r>
-        <w:t>COMPANY$$</w:t>
-      </w:r>
-      <w:r>
-        <w:t xml:space="preserve"> è superiore alla media del settore. L'obiettivo è ridurre sensibilmente il numero di infortuni professionali. </w:t>
+      <w:r>
+        <w:t>CHAPTER0_FRONT_MATTER$$</w:t>
       </w:r>
     </w:p>
     <w:p>
